--- a/week2/Week_2_AI_Enablement_task1.docx
+++ b/week2/Week_2_AI_Enablement_task1.docx
@@ -1,80 +1,49 @@
 
 <file path=word/document.xml><?xml version="1.0" encoding="utf-8"?>
-<w:document xmlns:mc="http://schemas.openxmlformats.org/markup-compatibility/2006" xmlns:o="urn:schemas-microsoft-com:office:office" xmlns:r="http://schemas.openxmlformats.org/officeDocument/2006/relationships" xmlns:m="http://schemas.openxmlformats.org/officeDocument/2006/math" xmlns:v="urn:schemas-microsoft-com:vml" xmlns:wp="http://schemas.openxmlformats.org/drawingml/2006/wordprocessingDrawing" xmlns:w10="urn:schemas-microsoft-com:office:word" xmlns:w="http://schemas.openxmlformats.org/wordprocessingml/2006/main" xmlns:wne="http://schemas.microsoft.com/office/word/2006/wordml" xmlns:sl="http://schemas.openxmlformats.org/schemaLibrary/2006/main" xmlns:a="http://schemas.openxmlformats.org/drawingml/2006/main" xmlns:pic="http://schemas.openxmlformats.org/drawingml/2006/picture" xmlns:c="http://schemas.openxmlformats.org/drawingml/2006/chart" xmlns:lc="http://schemas.openxmlformats.org/drawingml/2006/lockedCanvas" xmlns:dgm="http://schemas.openxmlformats.org/drawingml/2006/diagram" xmlns:wps="http://schemas.microsoft.com/office/word/2010/wordprocessingShape" xmlns:wpg="http://schemas.microsoft.com/office/word/2010/wordprocessingGroup" xmlns:w14="http://schemas.microsoft.com/office/word/2010/wordml" xmlns:w15="http://schemas.microsoft.com/office/word/2012/wordml" xmlns:w16="http://schemas.microsoft.com/office/word/2018/wordml" xmlns:w16cex="http://schemas.microsoft.com/office/word/2018/wordml/cex" xmlns:w16cid="http://schemas.microsoft.com/office/word/2016/wordml/cid" xmlns="http://schemas.microsoft.com/office/tasks/2019/documenttasks" xmlns:cr="http://schemas.microsoft.com/office/comments/2020/reactions">
+<w:document xmlns:wpc="http://schemas.microsoft.com/office/word/2010/wordprocessingCanvas" xmlns:cx="http://schemas.microsoft.com/office/drawing/2014/chartex" xmlns:cx1="http://schemas.microsoft.com/office/drawing/2015/9/8/chartex" xmlns:cx2="http://schemas.microsoft.com/office/drawing/2015/10/21/chartex" xmlns:cx3="http://schemas.microsoft.com/office/drawing/2016/5/9/chartex" xmlns:cx4="http://schemas.microsoft.com/office/drawing/2016/5/10/chartex" xmlns:cx5="http://schemas.microsoft.com/office/drawing/2016/5/11/chartex" xmlns:cx6="http://schemas.microsoft.com/office/drawing/2016/5/12/chartex" xmlns:cx7="http://schemas.microsoft.com/office/drawing/2016/5/13/chartex" xmlns:cx8="http://schemas.microsoft.com/office/drawing/2016/5/14/chartex" xmlns:mc="http://schemas.openxmlformats.org/markup-compatibility/2006" xmlns:aink="http://schemas.microsoft.com/office/drawing/2016/ink" xmlns:am3d="http://schemas.microsoft.com/office/drawing/2017/model3d" xmlns:o="urn:schemas-microsoft-com:office:office" xmlns:oel="http://schemas.microsoft.com/office/2019/extlst" xmlns:r="http://schemas.openxmlformats.org/officeDocument/2006/relationships" xmlns:m="http://schemas.openxmlformats.org/officeDocument/2006/math" xmlns:v="urn:schemas-microsoft-com:vml" xmlns:wp14="http://schemas.microsoft.com/office/word/2010/wordprocessingDrawing" xmlns:wp="http://schemas.openxmlformats.org/drawingml/2006/wordprocessingDrawing" xmlns:w10="urn:schemas-microsoft-com:office:word" xmlns:w="http://schemas.openxmlformats.org/wordprocessingml/2006/main" xmlns:w14="http://schemas.microsoft.com/office/word/2010/wordml" xmlns:w15="http://schemas.microsoft.com/office/word/2012/wordml" xmlns:w16cex="http://schemas.microsoft.com/office/word/2018/wordml/cex" xmlns:w16cid="http://schemas.microsoft.com/office/word/2016/wordml/cid" xmlns:w16="http://schemas.microsoft.com/office/word/2018/wordml" xmlns:w16du="http://schemas.microsoft.com/office/word/2023/wordml/word16du" xmlns:w16sdtdh="http://schemas.microsoft.com/office/word/2020/wordml/sdtdatahash" xmlns:w16sdtfl="http://schemas.microsoft.com/office/word/2024/wordml/sdtformatlock" xmlns:w16se="http://schemas.microsoft.com/office/word/2015/wordml/symex" xmlns:wpg="http://schemas.microsoft.com/office/word/2010/wordprocessingGroup" xmlns:wpi="http://schemas.microsoft.com/office/word/2010/wordprocessingInk" xmlns:wne="http://schemas.microsoft.com/office/word/2006/wordml" xmlns:wps="http://schemas.microsoft.com/office/word/2010/wordprocessingShape" mc:Ignorable="w14 w15 w16se w16cid w16 w16cex w16sdtdh w16sdtfl w16du wp14">
   <w:body>
     <w:p>
       <w:pPr>
         <w:rPr>
-          <w:b w:val="1"/>
-          <w:bCs w:val="1"/>
+          <w:b/>
+          <w:bCs/>
           <w:sz w:val="30"/>
           <w:szCs w:val="30"/>
         </w:rPr>
       </w:pPr>
       <w:r>
         <w:rPr>
-          <w:b w:val="1"/>
-          <w:bCs w:val="1"/>
+          <w:b/>
+          <w:bCs/>
           <w:sz w:val="30"/>
           <w:szCs w:val="30"/>
-          <w:rtl w:val="0"/>
         </w:rPr>
-        <w:t xml:space="preserve">TASK - 1:</w:t>
-      </w:r>
-    </w:p>
-    <w:p>
-      <w:pPr>
-        <w:rPr/>
-      </w:pPr>
-      <w:r>
-        <w:rPr>
-          <w:rtl w:val="0"/>
-        </w:rPr>
-        <w:t xml:space="preserve">Description: You're developing an AI-powered customer support assistant that handles billing-related queries for a SaaS product.</w:t>
-      </w:r>
-    </w:p>
-    <w:p>
-      <w:pPr>
-        <w:rPr/>
-      </w:pPr>
-      <w:r>
-        <w:rPr>
-          <w:rtl w:val="0"/>
-        </w:rPr>
-        <w:t xml:space="preserve">Here’s the current (basic) prompt used in the system:</w:t>
-      </w:r>
-    </w:p>
-    <w:p>
-      <w:pPr>
-        <w:rPr/>
-      </w:pPr>
-      <w:r>
-        <w:rPr>
-          <w:rtl w:val="0"/>
-        </w:rPr>
-        <w:t xml:space="preserve">"You are a helpful assistant. Answer the user's question about their billing issue."</w:t>
-      </w:r>
-    </w:p>
-    <w:p>
-      <w:pPr>
-        <w:rPr/>
-      </w:pPr>
-      <w:r>
-        <w:rPr>
-          <w:rtl w:val="0"/>
-        </w:rPr>
-        <w:t xml:space="preserve">However, the responses are often too generic or incomplete.</w:t>
-      </w:r>
-    </w:p>
-    <w:p>
-      <w:pPr>
-        <w:rPr/>
-      </w:pPr>
-      <w:r>
-        <w:rPr>
-          <w:rtl w:val="0"/>
-        </w:rPr>
-        <w:t xml:space="preserve">Your task is to:</w:t>
+        <w:t>TASK - 1:</w:t>
+      </w:r>
+    </w:p>
+    <w:p>
+      <w:r>
+        <w:t>Description: You're developing an AI-powered customer support assistant that handles billing-related queries for a SaaS product.</w:t>
+      </w:r>
+    </w:p>
+    <w:p>
+      <w:r>
+        <w:t>Here’s the current (basic) prompt used in the system:</w:t>
+      </w:r>
+    </w:p>
+    <w:p>
+      <w:r>
+        <w:t>"You are a helpful assistant. Answer the user's question about their billing issue."</w:t>
+      </w:r>
+    </w:p>
+    <w:p>
+      <w:r>
+        <w:t>However, the responses are often too generic or incomplete.</w:t>
+      </w:r>
+    </w:p>
+    <w:p>
+      <w:r>
+        <w:t>Your task is to:</w:t>
       </w:r>
     </w:p>
     <w:p>
@@ -83,14 +52,10 @@
           <w:ilvl w:val="0"/>
           <w:numId w:val="1"/>
         </w:numPr>
-        <w:spacing w:after="0" w:afterAutospacing="0" w:before="240" w:lineRule="auto"/>
-        <w:ind w:left="720" w:hanging="360"/>
-      </w:pPr>
-      <w:r>
-        <w:rPr>
-          <w:rtl w:val="0"/>
-        </w:rPr>
-        <w:t xml:space="preserve">Analyze what's lacking in the above prompt.</w:t>
+        <w:spacing w:before="240"/>
+      </w:pPr>
+      <w:r>
+        <w:t>Analyze what's lacking in the above prompt.</w:t>
       </w:r>
     </w:p>
     <w:p>
@@ -99,14 +64,9 @@
           <w:ilvl w:val="0"/>
           <w:numId w:val="1"/>
         </w:numPr>
-        <w:spacing w:after="0" w:afterAutospacing="0" w:before="0" w:beforeAutospacing="0" w:lineRule="auto"/>
-        <w:ind w:left="720" w:hanging="360"/>
-      </w:pPr>
-      <w:r>
-        <w:rPr>
-          <w:rtl w:val="0"/>
-        </w:rPr>
-        <w:t xml:space="preserve">Rewrite the prompt using best practices from Prompt Engineering Guides (e.g., CLEAR framework, specificity, constraints).</w:t>
+      </w:pPr>
+      <w:r>
+        <w:t>Rewrite the prompt using best practices from Prompt Engineering Guides (e.g., CLEAR framework, specificity, constraints).</w:t>
       </w:r>
     </w:p>
     <w:p>
@@ -115,14 +75,9 @@
           <w:ilvl w:val="0"/>
           <w:numId w:val="1"/>
         </w:numPr>
-        <w:spacing w:after="0" w:afterAutospacing="0" w:before="0" w:beforeAutospacing="0" w:lineRule="auto"/>
-        <w:ind w:left="720" w:hanging="360"/>
-      </w:pPr>
-      <w:r>
-        <w:rPr>
-          <w:rtl w:val="0"/>
-        </w:rPr>
-        <w:t xml:space="preserve">Enhance the refined prompt further using Chain-of-Thought prompting so the assistant explains its reasoning step-by-step (especially for scenarios like late fees, refund eligibility, or incorrect charges).</w:t>
+      </w:pPr>
+      <w:r>
+        <w:t>Enhance the refined prompt further using Chain-of-Thought prompting so the assistant explains its reasoning step-by-step (especially for scenarios like late fees, refund eligibility, or incorrect charges).</w:t>
       </w:r>
     </w:p>
     <w:p>
@@ -131,14 +86,9 @@
           <w:ilvl w:val="0"/>
           <w:numId w:val="1"/>
         </w:numPr>
-        <w:spacing w:after="0" w:afterAutospacing="0" w:before="0" w:beforeAutospacing="0" w:lineRule="auto"/>
-        <w:ind w:left="720" w:hanging="360"/>
-      </w:pPr>
-      <w:r>
-        <w:rPr>
-          <w:rtl w:val="0"/>
-        </w:rPr>
-        <w:t xml:space="preserve">Submit:</w:t>
+      </w:pPr>
+      <w:r>
+        <w:t>Submit:</w:t>
       </w:r>
     </w:p>
     <w:p>
@@ -147,14 +97,9 @@
           <w:ilvl w:val="1"/>
           <w:numId w:val="1"/>
         </w:numPr>
-        <w:spacing w:after="0" w:afterAutospacing="0" w:before="0" w:beforeAutospacing="0" w:lineRule="auto"/>
-        <w:ind w:left="1440" w:hanging="360"/>
-      </w:pPr>
-      <w:r>
-        <w:rPr>
-          <w:rtl w:val="0"/>
-        </w:rPr>
-        <w:t xml:space="preserve">Refined prompt</w:t>
+      </w:pPr>
+      <w:r>
+        <w:t>Refined prompt</w:t>
       </w:r>
     </w:p>
     <w:p>
@@ -163,14 +108,14 @@
           <w:ilvl w:val="1"/>
           <w:numId w:val="1"/>
         </w:numPr>
-        <w:spacing w:after="0" w:afterAutospacing="0" w:before="0" w:beforeAutospacing="0" w:lineRule="auto"/>
-        <w:ind w:left="1440" w:hanging="360"/>
-      </w:pPr>
-      <w:r>
-        <w:rPr>
-          <w:rtl w:val="0"/>
-        </w:rPr>
-        <w:t xml:space="preserve">CoT-enhanced prompt</w:t>
+      </w:pPr>
+      <w:proofErr w:type="spellStart"/>
+      <w:r>
+        <w:t>CoT</w:t>
+      </w:r>
+      <w:proofErr w:type="spellEnd"/>
+      <w:r>
+        <w:t>-enhanced prompt</w:t>
       </w:r>
     </w:p>
     <w:p>
@@ -179,14 +124,9 @@
           <w:ilvl w:val="1"/>
           <w:numId w:val="1"/>
         </w:numPr>
-        <w:spacing w:after="0" w:afterAutospacing="0" w:before="0" w:beforeAutospacing="0" w:lineRule="auto"/>
-        <w:ind w:left="1440" w:hanging="360"/>
-      </w:pPr>
-      <w:r>
-        <w:rPr>
-          <w:rtl w:val="0"/>
-        </w:rPr>
-        <w:t xml:space="preserve">Sample responses generated for each</w:t>
+      </w:pPr>
+      <w:r>
+        <w:t>Sample responses generated for each</w:t>
       </w:r>
     </w:p>
     <w:p>
@@ -195,253 +135,242 @@
           <w:ilvl w:val="1"/>
           <w:numId w:val="1"/>
         </w:numPr>
-        <w:spacing w:after="240" w:before="0" w:beforeAutospacing="0" w:lineRule="auto"/>
-        <w:ind w:left="1440" w:hanging="360"/>
-      </w:pPr>
-      <w:r>
+        <w:spacing w:after="240"/>
+      </w:pPr>
+      <w:r>
+        <w:t>Short explanation of which one worked best and why</w:t>
+      </w:r>
+    </w:p>
+    <w:p>
+      <w:pPr>
+        <w:spacing w:before="240" w:after="240"/>
+      </w:pPr>
+    </w:p>
+    <w:p>
+      <w:pPr>
+        <w:spacing w:before="240" w:after="240"/>
+      </w:pPr>
+      <w:r>
+        <w:t>—&gt;&gt;&gt;</w:t>
+      </w:r>
+    </w:p>
+    <w:p>
+      <w:pPr>
+        <w:spacing w:before="240" w:after="240"/>
+      </w:pPr>
+      <w:r>
+        <w:t>Refined Prompt:</w:t>
+      </w:r>
+    </w:p>
+    <w:p>
+      <w:pPr>
+        <w:spacing w:before="240" w:after="240"/>
         <w:rPr>
-          <w:rtl w:val="0"/>
+          <w:b/>
+          <w:bCs/>
         </w:rPr>
-        <w:t xml:space="preserve">Short explanation of which one worked best and why</w:t>
-      </w:r>
-    </w:p>
-    <w:p>
-      <w:pPr>
-        <w:spacing w:after="240" w:before="240" w:lineRule="auto"/>
-        <w:rPr/>
       </w:pPr>
       <w:r>
         <w:rPr>
-          <w:rtl w:val="0"/>
+          <w:b/>
+          <w:bCs/>
         </w:rPr>
-      </w:r>
-    </w:p>
-    <w:p>
-      <w:pPr>
-        <w:spacing w:after="240" w:before="240" w:lineRule="auto"/>
-        <w:rPr/>
-      </w:pPr>
+        <w:t xml:space="preserve">You are a customer support assistant, which helps users regarding their billing issues. </w:t>
+      </w:r>
+      <w:proofErr w:type="spellStart"/>
       <w:r>
         <w:rPr>
-          <w:rtl w:val="0"/>
+          <w:b/>
+          <w:bCs/>
         </w:rPr>
-        <w:t xml:space="preserve">—&gt;&gt;&gt;</w:t>
-      </w:r>
-    </w:p>
-    <w:p>
-      <w:pPr>
-        <w:spacing w:after="240" w:before="240" w:lineRule="auto"/>
-        <w:rPr/>
-      </w:pPr>
+        <w:t>Analyse</w:t>
+      </w:r>
+      <w:proofErr w:type="spellEnd"/>
       <w:r>
         <w:rPr>
-          <w:rtl w:val="0"/>
+          <w:b/>
+          <w:bCs/>
         </w:rPr>
-        <w:t xml:space="preserve">Refined Prompt:</w:t>
-      </w:r>
-    </w:p>
-    <w:p>
-      <w:pPr>
-        <w:spacing w:after="240" w:before="240" w:lineRule="auto"/>
+        <w:t xml:space="preserve"> the user’s queries and find their intentions accordingly and make answers precisely, abiding the company’s billing policies. Think step by step for each question and do not answer anything else other than billings.</w:t>
+      </w:r>
+    </w:p>
+    <w:p>
+      <w:pPr>
+        <w:spacing w:before="240" w:after="240"/>
+      </w:pPr>
+    </w:p>
+    <w:p>
+      <w:pPr>
+        <w:spacing w:before="240" w:after="240"/>
+      </w:pPr>
+      <w:proofErr w:type="spellStart"/>
+      <w:r>
+        <w:t>CoT</w:t>
+      </w:r>
+      <w:proofErr w:type="spellEnd"/>
+      <w:r>
+        <w:t xml:space="preserve">: </w:t>
+      </w:r>
+    </w:p>
+    <w:p>
+      <w:pPr>
+        <w:spacing w:before="240" w:after="240"/>
+      </w:pPr>
+      <w:r>
+        <w:t>Late fees</w:t>
+      </w:r>
+      <w:r>
+        <w:t>, incorrect charges</w:t>
+      </w:r>
+      <w:r>
+        <w:t>:</w:t>
+      </w:r>
+    </w:p>
+    <w:p>
+      <w:pPr>
+        <w:spacing w:before="240" w:after="240"/>
+      </w:pPr>
+      <w:r>
+        <w:t>Q: My actual bill was $40, but the final cost that I was asked to pay was $50. Why was that?</w:t>
+      </w:r>
+    </w:p>
+    <w:p>
+      <w:pPr>
+        <w:spacing w:before="240" w:after="240"/>
+      </w:pPr>
+      <w:r>
+        <w:t xml:space="preserve">A: </w:t>
+      </w:r>
+      <w:proofErr w:type="spellStart"/>
+      <w:r>
+        <w:t>Analysing</w:t>
+      </w:r>
+      <w:proofErr w:type="spellEnd"/>
+      <w:r>
+        <w:t xml:space="preserve"> your profile and your last subscription plan’s billings, you were supposed to pay the bill on or before 1st Jan 2026, and we charge a dollar as penalty per day beyond the expected day of payment. Hence the bill, if you pay today, will be $10 in addition from your bill, which is $50.</w:t>
+      </w:r>
+    </w:p>
+    <w:p>
+      <w:pPr>
+        <w:spacing w:before="240" w:after="240"/>
+      </w:pPr>
+      <w:r>
         <w:rPr>
-          <w:b w:val="1"/>
-          <w:bCs w:val="1"/>
+          <w:b/>
+          <w:bCs/>
         </w:rPr>
-      </w:pPr>
-      <w:r>
-        <w:rPr>
-          <w:b w:val="1"/>
-          <w:bCs w:val="1"/>
-          <w:rtl w:val="0"/>
-        </w:rPr>
-        <w:t xml:space="preserve">You are a customer support assistant, which helps users regarding their billing issues. Analyse the user’s queries and find their intentions accordingly and make answers precisely, abiding the company’s billing policies. Think step by step for each question and do not answer anything else other than billings.</w:t>
-      </w:r>
-    </w:p>
-    <w:p>
-      <w:pPr>
-        <w:spacing w:after="240" w:before="240" w:lineRule="auto"/>
-        <w:rPr/>
-      </w:pPr>
-      <w:r>
-        <w:rPr>
-          <w:rtl w:val="0"/>
-        </w:rPr>
-      </w:r>
-    </w:p>
-    <w:p>
-      <w:pPr>
-        <w:spacing w:after="240" w:before="240" w:lineRule="auto"/>
-        <w:rPr/>
-      </w:pPr>
-      <w:r>
-        <w:rPr>
-          <w:rtl w:val="0"/>
-        </w:rPr>
-        <w:t xml:space="preserve">CoT: </w:t>
-      </w:r>
-    </w:p>
-    <w:p>
-      <w:pPr>
-        <w:spacing w:after="240" w:before="240" w:lineRule="auto"/>
-        <w:rPr/>
-      </w:pPr>
-      <w:r>
-        <w:rPr>
-          <w:rtl w:val="0"/>
-        </w:rPr>
-        <w:t xml:space="preserve">Late fees:</w:t>
-      </w:r>
-    </w:p>
-    <w:p>
-      <w:pPr>
-        <w:spacing w:after="240" w:before="240" w:lineRule="auto"/>
-        <w:rPr/>
-      </w:pPr>
-      <w:r>
-        <w:rPr>
-          <w:rtl w:val="0"/>
-        </w:rPr>
-        <w:t xml:space="preserve">Q: My actual bill was $40, but the final cost that I was asked to pay was $50. Why was that?</w:t>
-      </w:r>
-    </w:p>
-    <w:p>
-      <w:pPr>
-        <w:spacing w:after="240" w:before="240" w:lineRule="auto"/>
-        <w:rPr/>
-      </w:pPr>
-      <w:r>
-        <w:rPr>
-          <w:rtl w:val="0"/>
-        </w:rPr>
-        <w:t xml:space="preserve">A: Analysing your profile and your last subscription plan’s billings, you were supposed to pay the bill on or before 1st Jan 2026, and we charge a dollar as penalty per day beyond the expected day of payment. Hence the bill, if you pay today, will be $10 in addition from your bill, which is $50.</w:t>
-      </w:r>
-    </w:p>
-    <w:p>
-      <w:pPr>
-        <w:spacing w:after="240" w:before="240" w:lineRule="auto"/>
-        <w:rPr/>
-      </w:pPr>
-      <w:r>
-        <w:rPr>
-          <w:b w:val="1"/>
-          <w:bCs w:val="1"/>
-          <w:rtl w:val="0"/>
-        </w:rPr>
-        <w:t xml:space="preserve">Q:</w:t>
-      </w:r>
-      <w:r>
-        <w:rPr>
-          <w:rtl w:val="0"/>
-        </w:rPr>
+        <w:t>Q:</w:t>
+      </w:r>
+      <w:r>
         <w:t xml:space="preserve"> My bill originally showed $120, but after I missed the payment deadline, it increased to $135. Why did the amount change?</w:t>
       </w:r>
     </w:p>
     <w:p>
       <w:pPr>
-        <w:spacing w:after="240" w:before="240" w:lineRule="auto"/>
-        <w:rPr/>
-      </w:pPr>
-      <w:r>
-        <w:rPr>
-          <w:rtl w:val="0"/>
-        </w:rPr>
-        <w:t xml:space="preserve">Response might be:</w:t>
-      </w:r>
-    </w:p>
-    <w:p>
-      <w:pPr>
-        <w:spacing w:after="240" w:before="240" w:lineRule="auto"/>
-        <w:rPr/>
-      </w:pPr>
-      <w:r>
-        <w:rPr>
-          <w:rtl w:val="0"/>
-        </w:rPr>
-        <w:t xml:space="preserve">A: Analysing your profile, and your last subscription plan’s billings, the last day to make the payment is xx/yy/zzzz, and according to the billing policy, a dollar is charged as penalty per day, when the bill goes unpaid beyond the last date. Hence the bill, if you try to make a payment today is $15 extra, each dollar day, making it $135.</w:t>
-      </w:r>
-    </w:p>
-    <w:p>
-      <w:pPr>
-        <w:spacing w:after="240" w:before="240" w:lineRule="auto"/>
-        <w:rPr/>
-      </w:pPr>
-      <w:r>
-        <w:rPr>
-          <w:rtl w:val="0"/>
-        </w:rPr>
-        <w:t xml:space="preserve">Refund eligibility:</w:t>
-      </w:r>
-    </w:p>
-    <w:p>
-      <w:pPr>
-        <w:spacing w:after="240" w:before="240" w:lineRule="auto"/>
-        <w:rPr/>
-      </w:pPr>
-      <w:r>
-        <w:rPr>
-          <w:rtl w:val="0"/>
-        </w:rPr>
-        <w:t xml:space="preserve">Q: I paid $100 for my subscription, but when it was refunded, I only received $90. Why didn’t I get the full amount back?</w:t>
-      </w:r>
-    </w:p>
-    <w:p>
-      <w:pPr>
-        <w:spacing w:after="240" w:before="240" w:lineRule="auto"/>
-        <w:rPr/>
-      </w:pPr>
-      <w:r>
-        <w:rPr>
-          <w:rtl w:val="0"/>
-        </w:rPr>
-        <w:t xml:space="preserve">A: Analysing your profile, your last subscription plan was $100 and you have made a cancellation request after 10 days of using it. According to the plan, subscription costs $2 per day, hence $20 was deducted and $80 was refunded back to your wallet. </w:t>
-      </w:r>
-    </w:p>
-    <w:p>
-      <w:pPr>
-        <w:spacing w:after="240" w:before="240" w:lineRule="auto"/>
-        <w:rPr/>
-      </w:pPr>
-      <w:r>
-        <w:rPr>
-          <w:rtl w:val="0"/>
-        </w:rPr>
+        <w:spacing w:before="240" w:after="240"/>
+      </w:pPr>
+      <w:r>
+        <w:lastRenderedPageBreak/>
+        <w:t>Response might be:</w:t>
+      </w:r>
+    </w:p>
+    <w:p>
+      <w:pPr>
+        <w:spacing w:before="240" w:after="240"/>
+      </w:pPr>
+      <w:r>
+        <w:t xml:space="preserve">A: </w:t>
+      </w:r>
+      <w:proofErr w:type="spellStart"/>
+      <w:r>
+        <w:t>Analysing</w:t>
+      </w:r>
+      <w:proofErr w:type="spellEnd"/>
+      <w:r>
+        <w:t xml:space="preserve"> your profile, and your last subscription plan’s billings, the last day to make the payment is xx/</w:t>
+      </w:r>
+      <w:proofErr w:type="spellStart"/>
+      <w:r>
+        <w:t>yy</w:t>
+      </w:r>
+      <w:proofErr w:type="spellEnd"/>
+      <w:r>
+        <w:t>/zzzz, and according to the billing policy, a dollar is charged as penalty per day, when the bill goes unpaid beyond the last date. Hence the bill, if you try to make a payment today is $15 extra, each dollar day, making it $135.</w:t>
+      </w:r>
+    </w:p>
+    <w:p>
+      <w:pPr>
+        <w:spacing w:before="240" w:after="240"/>
+      </w:pPr>
+      <w:r>
+        <w:t>Refund eligibility:</w:t>
+      </w:r>
+    </w:p>
+    <w:p>
+      <w:pPr>
+        <w:spacing w:before="240" w:after="240"/>
+      </w:pPr>
+      <w:r>
+        <w:t>Q: I paid $100 for my subscription, but when it was refunded, I only received $90. Why didn’t I get the full amount back?</w:t>
+      </w:r>
+    </w:p>
+    <w:p>
+      <w:pPr>
+        <w:spacing w:before="240" w:after="240"/>
+      </w:pPr>
+      <w:r>
+        <w:t xml:space="preserve">A: </w:t>
+      </w:r>
+      <w:proofErr w:type="spellStart"/>
+      <w:r>
+        <w:t>Analysing</w:t>
+      </w:r>
+      <w:proofErr w:type="spellEnd"/>
+      <w:r>
+        <w:t xml:space="preserve"> your profile, your last subscription plan was </w:t>
+      </w:r>
+      <w:proofErr w:type="gramStart"/>
+      <w:r>
+        <w:t>$100</w:t>
+      </w:r>
+      <w:proofErr w:type="gramEnd"/>
+      <w:r>
+        <w:t xml:space="preserve"> and you have made a cancellation request after 10 days of using it. According to the plan, subscription costs $2 per day, hence $20 was deducted and $80 was refunded back to your wallet. </w:t>
+      </w:r>
+    </w:p>
+    <w:p>
+      <w:pPr>
+        <w:spacing w:before="240" w:after="240"/>
+      </w:pPr>
+      <w:r>
         <w:t xml:space="preserve">Q:  Tell me about the refund policy of my subscription plan “X”. </w:t>
       </w:r>
     </w:p>
     <w:p>
       <w:pPr>
-        <w:spacing w:after="240" w:before="240" w:lineRule="auto"/>
-        <w:rPr/>
-      </w:pPr>
-      <w:r>
-        <w:rPr>
-          <w:rtl w:val="0"/>
-        </w:rPr>
-        <w:t xml:space="preserve">A: Your subscription plan “X” is billed to be $Y dollars. If you make a cancellation request before the subscription plan becomes active, you will be refunded the entire amount paid to your wallet. Else, charges for each passing day will be deducted off and refunded.</w:t>
-      </w:r>
-    </w:p>
-    <w:p>
-      <w:pPr>
-        <w:rPr/>
-      </w:pPr>
-      <w:r>
-        <w:rPr>
-          <w:rtl w:val="0"/>
-        </w:rPr>
-      </w:r>
-    </w:p>
+        <w:spacing w:before="240" w:after="240"/>
+      </w:pPr>
+      <w:r>
+        <w:t>A: Your subscription plan “X” is billed to be $Y dollars. If you make a cancellation request before the subscription plan becomes active, you will be refunded the entire amount paid to your wallet. Else, charges for each passing day will be deducted off and refunded.</w:t>
+      </w:r>
+    </w:p>
+    <w:p/>
     <w:sectPr>
-      <w:pgSz w:h="15840" w:w="12240" w:orient="portrait"/>
-      <w:pgMar w:bottom="1440" w:top="1440" w:left="1440" w:right="1440" w:header="720" w:footer="720"/>
+      <w:pgSz w:w="12240" w:h="15840"/>
+      <w:pgMar w:top="1440" w:right="1440" w:bottom="1440" w:left="1440" w:header="720" w:footer="720" w:gutter="0"/>
       <w:pgNumType w:start="1"/>
+      <w:cols w:space="720"/>
     </w:sectPr>
   </w:body>
 </w:document>
 </file>
 
 <file path=word/numbering.xml><?xml version="1.0" encoding="utf-8"?>
-<w:numbering xmlns:mc="http://schemas.openxmlformats.org/markup-compatibility/2006" xmlns:o="urn:schemas-microsoft-com:office:office" xmlns:r="http://schemas.openxmlformats.org/officeDocument/2006/relationships" xmlns:m="http://schemas.openxmlformats.org/officeDocument/2006/math" xmlns:v="urn:schemas-microsoft-com:vml" xmlns:wp="http://schemas.openxmlformats.org/drawingml/2006/wordprocessingDrawing" xmlns:w10="urn:schemas-microsoft-com:office:word" xmlns:w="http://schemas.openxmlformats.org/wordprocessingml/2006/main" xmlns:wne="http://schemas.microsoft.com/office/word/2006/wordml" xmlns:sl="http://schemas.openxmlformats.org/schemaLibrary/2006/main" xmlns:a="http://schemas.openxmlformats.org/drawingml/2006/main" xmlns:pic="http://schemas.openxmlformats.org/drawingml/2006/picture" xmlns:c="http://schemas.openxmlformats.org/drawingml/2006/chart" xmlns:lc="http://schemas.openxmlformats.org/drawingml/2006/lockedCanvas" xmlns:dgm="http://schemas.openxmlformats.org/drawingml/2006/diagram" xmlns:wps="http://schemas.microsoft.com/office/word/2010/wordprocessingShape" xmlns:wpg="http://schemas.microsoft.com/office/word/2010/wordprocessingGroup" xmlns:w14="http://schemas.microsoft.com/office/word/2010/wordml" xmlns:w15="http://schemas.microsoft.com/office/word/2012/wordml" xmlns:w16="http://schemas.microsoft.com/office/word/2018/wordml" xmlns:w16cex="http://schemas.microsoft.com/office/word/2018/wordml/cex" xmlns:w16cid="http://schemas.microsoft.com/office/word/2016/wordml/cid" xmlns="http://schemas.microsoft.com/office/tasks/2019/documenttasks" xmlns:cr="http://schemas.microsoft.com/office/comments/2020/reactions">
-  <w:abstractNum w:abstractNumId="1">
+<w:numbering xmlns:wpc="http://schemas.microsoft.com/office/word/2010/wordprocessingCanvas" xmlns:cx="http://schemas.microsoft.com/office/drawing/2014/chartex" xmlns:cx1="http://schemas.microsoft.com/office/drawing/2015/9/8/chartex" xmlns:cx2="http://schemas.microsoft.com/office/drawing/2015/10/21/chartex" xmlns:cx3="http://schemas.microsoft.com/office/drawing/2016/5/9/chartex" xmlns:cx4="http://schemas.microsoft.com/office/drawing/2016/5/10/chartex" xmlns:cx5="http://schemas.microsoft.com/office/drawing/2016/5/11/chartex" xmlns:cx6="http://schemas.microsoft.com/office/drawing/2016/5/12/chartex" xmlns:cx7="http://schemas.microsoft.com/office/drawing/2016/5/13/chartex" xmlns:cx8="http://schemas.microsoft.com/office/drawing/2016/5/14/chartex" xmlns:mc="http://schemas.openxmlformats.org/markup-compatibility/2006" xmlns:aink="http://schemas.microsoft.com/office/drawing/2016/ink" xmlns:am3d="http://schemas.microsoft.com/office/drawing/2017/model3d" xmlns:o="urn:schemas-microsoft-com:office:office" xmlns:oel="http://schemas.microsoft.com/office/2019/extlst" xmlns:r="http://schemas.openxmlformats.org/officeDocument/2006/relationships" xmlns:m="http://schemas.openxmlformats.org/officeDocument/2006/math" xmlns:v="urn:schemas-microsoft-com:vml" xmlns:wp14="http://schemas.microsoft.com/office/word/2010/wordprocessingDrawing" xmlns:wp="http://schemas.openxmlformats.org/drawingml/2006/wordprocessingDrawing" xmlns:w10="urn:schemas-microsoft-com:office:word" xmlns:w="http://schemas.openxmlformats.org/wordprocessingml/2006/main" xmlns:w14="http://schemas.microsoft.com/office/word/2010/wordml" xmlns:w15="http://schemas.microsoft.com/office/word/2012/wordml" xmlns:w16cex="http://schemas.microsoft.com/office/word/2018/wordml/cex" xmlns:w16cid="http://schemas.microsoft.com/office/word/2016/wordml/cid" xmlns:w16="http://schemas.microsoft.com/office/word/2018/wordml" xmlns:w16du="http://schemas.microsoft.com/office/word/2023/wordml/word16du" xmlns:w16sdtdh="http://schemas.microsoft.com/office/word/2020/wordml/sdtdatahash" xmlns:w16sdtfl="http://schemas.microsoft.com/office/word/2024/wordml/sdtformatlock" xmlns:w16se="http://schemas.microsoft.com/office/word/2015/wordml/symex" xmlns:wpg="http://schemas.microsoft.com/office/word/2010/wordprocessingGroup" xmlns:wpi="http://schemas.microsoft.com/office/word/2010/wordprocessingInk" xmlns:wne="http://schemas.microsoft.com/office/word/2006/wordml" xmlns:wps="http://schemas.microsoft.com/office/word/2010/wordprocessingShape" mc:Ignorable="w14 w15 w16se w16cid w16 w16cex w16sdtdh w16sdtfl w16du wp14">
+  <w:abstractNum w:abstractNumId="0" w15:restartNumberingAfterBreak="0">
+    <w:nsid w:val="5D665F68"/>
+    <w:multiLevelType w:val="multilevel"/>
+    <w:tmpl w:val="CDE0C0BA"/>
     <w:lvl w:ilvl="0">
       <w:start w:val="1"/>
       <w:numFmt w:val="decimal"/>
@@ -551,21 +480,21 @@
       </w:rPr>
     </w:lvl>
   </w:abstractNum>
-  <w:num w:numId="1">
-    <w:abstractNumId w:val="1"/>
+  <w:num w:numId="1" w16cid:durableId="1638798763">
+    <w:abstractNumId w:val="0"/>
   </w:num>
 </w:numbering>
 </file>
 
 <file path=word/styles.xml><?xml version="1.0" encoding="utf-8"?>
-<w:styles xmlns:mc="http://schemas.openxmlformats.org/markup-compatibility/2006" xmlns:o="urn:schemas-microsoft-com:office:office" xmlns:r="http://schemas.openxmlformats.org/officeDocument/2006/relationships" xmlns:m="http://schemas.openxmlformats.org/officeDocument/2006/math" xmlns:v="urn:schemas-microsoft-com:vml" xmlns:wp="http://schemas.openxmlformats.org/drawingml/2006/wordprocessingDrawing" xmlns:w10="urn:schemas-microsoft-com:office:word" xmlns:w="http://schemas.openxmlformats.org/wordprocessingml/2006/main" xmlns:wne="http://schemas.microsoft.com/office/word/2006/wordml" xmlns:sl="http://schemas.openxmlformats.org/schemaLibrary/2006/main" xmlns:a="http://schemas.openxmlformats.org/drawingml/2006/main" xmlns:pic="http://schemas.openxmlformats.org/drawingml/2006/picture" xmlns:c="http://schemas.openxmlformats.org/drawingml/2006/chart" xmlns:lc="http://schemas.openxmlformats.org/drawingml/2006/lockedCanvas" xmlns:dgm="http://schemas.openxmlformats.org/drawingml/2006/diagram" xmlns:wps="http://schemas.microsoft.com/office/word/2010/wordprocessingShape" xmlns:wpg="http://schemas.microsoft.com/office/word/2010/wordprocessingGroup" xmlns:w14="http://schemas.microsoft.com/office/word/2010/wordml" xmlns:w15="http://schemas.microsoft.com/office/word/2012/wordml" xmlns:w16="http://schemas.microsoft.com/office/word/2018/wordml" xmlns:w16cex="http://schemas.microsoft.com/office/word/2018/wordml/cex" xmlns:w16cid="http://schemas.microsoft.com/office/word/2016/wordml/cid" xmlns="http://schemas.microsoft.com/office/tasks/2019/documenttasks" xmlns:cr="http://schemas.microsoft.com/office/comments/2020/reactions">
+<w:styles xmlns:mc="http://schemas.openxmlformats.org/markup-compatibility/2006" xmlns:r="http://schemas.openxmlformats.org/officeDocument/2006/relationships" xmlns:w="http://schemas.openxmlformats.org/wordprocessingml/2006/main" xmlns:w14="http://schemas.microsoft.com/office/word/2010/wordml" xmlns:w15="http://schemas.microsoft.com/office/word/2012/wordml" xmlns:w16cex="http://schemas.microsoft.com/office/word/2018/wordml/cex" xmlns:w16cid="http://schemas.microsoft.com/office/word/2016/wordml/cid" xmlns:w16="http://schemas.microsoft.com/office/word/2018/wordml" xmlns:w16du="http://schemas.microsoft.com/office/word/2023/wordml/word16du" xmlns:w16sdtdh="http://schemas.microsoft.com/office/word/2020/wordml/sdtdatahash" xmlns:w16sdtfl="http://schemas.microsoft.com/office/word/2024/wordml/sdtformatlock" xmlns:w16se="http://schemas.microsoft.com/office/word/2015/wordml/symex" mc:Ignorable="w14 w15 w16se w16cid w16 w16cex w16sdtdh w16sdtfl w16du">
   <w:docDefaults>
     <w:rPrDefault>
       <w:rPr>
-        <w:rFonts w:ascii="Arial" w:cs="Arial" w:eastAsia="Arial" w:hAnsi="Arial"/>
+        <w:rFonts w:ascii="Arial" w:eastAsia="Arial" w:hAnsi="Arial" w:cs="Arial"/>
         <w:sz w:val="22"/>
         <w:szCs w:val="22"/>
-        <w:lang w:val="en"/>
+        <w:lang w:val="en" w:eastAsia="en-US" w:bidi="ar-SA"/>
       </w:rPr>
     </w:rPrDefault>
     <w:pPrDefault>
@@ -574,29 +503,399 @@
       </w:pPr>
     </w:pPrDefault>
   </w:docDefaults>
-  <w:style w:type="table" w:styleId="TableNormal" w:default="1">
-    <w:name w:val="TableNormal"/>
-    <w:tblPr>
-      <w:tblCellMar>
-        <w:top w:w="100.0" w:type="dxa"/>
-        <w:left w:w="100.0" w:type="dxa"/>
-        <w:bottom w:w="100.0" w:type="dxa"/>
-        <w:right w:w="100.0" w:type="dxa"/>
-      </w:tblCellMar>
-    </w:tblPr>
-  </w:style>
-  <w:style w:type="paragraph" w:styleId="Normal" w:default="1">
-    <w:name w:val="normal"/>
+  <w:latentStyles w:defLockedState="0" w:defUIPriority="99" w:defSemiHidden="0" w:defUnhideWhenUsed="0" w:defQFormat="0" w:count="376">
+    <w:lsdException w:name="Normal" w:uiPriority="0" w:qFormat="1"/>
+    <w:lsdException w:name="heading 1" w:uiPriority="9" w:qFormat="1"/>
+    <w:lsdException w:name="heading 2" w:semiHidden="1" w:uiPriority="9" w:unhideWhenUsed="1" w:qFormat="1"/>
+    <w:lsdException w:name="heading 3" w:semiHidden="1" w:uiPriority="9" w:unhideWhenUsed="1" w:qFormat="1"/>
+    <w:lsdException w:name="heading 4" w:semiHidden="1" w:uiPriority="9" w:unhideWhenUsed="1" w:qFormat="1"/>
+    <w:lsdException w:name="heading 5" w:semiHidden="1" w:uiPriority="9" w:unhideWhenUsed="1" w:qFormat="1"/>
+    <w:lsdException w:name="heading 6" w:semiHidden="1" w:uiPriority="9" w:unhideWhenUsed="1" w:qFormat="1"/>
+    <w:lsdException w:name="heading 7" w:semiHidden="1" w:uiPriority="9" w:unhideWhenUsed="1" w:qFormat="1"/>
+    <w:lsdException w:name="heading 8" w:semiHidden="1" w:uiPriority="9" w:unhideWhenUsed="1" w:qFormat="1"/>
+    <w:lsdException w:name="heading 9" w:semiHidden="1" w:uiPriority="9" w:unhideWhenUsed="1" w:qFormat="1"/>
+    <w:lsdException w:name="index 1" w:semiHidden="1" w:unhideWhenUsed="1"/>
+    <w:lsdException w:name="index 2" w:semiHidden="1" w:unhideWhenUsed="1"/>
+    <w:lsdException w:name="index 3" w:semiHidden="1" w:unhideWhenUsed="1"/>
+    <w:lsdException w:name="index 4" w:semiHidden="1" w:unhideWhenUsed="1"/>
+    <w:lsdException w:name="index 5" w:semiHidden="1" w:unhideWhenUsed="1"/>
+    <w:lsdException w:name="index 6" w:semiHidden="1" w:unhideWhenUsed="1"/>
+    <w:lsdException w:name="index 7" w:semiHidden="1" w:unhideWhenUsed="1"/>
+    <w:lsdException w:name="index 8" w:semiHidden="1" w:unhideWhenUsed="1"/>
+    <w:lsdException w:name="index 9" w:semiHidden="1" w:unhideWhenUsed="1"/>
+    <w:lsdException w:name="toc 1" w:semiHidden="1" w:uiPriority="39" w:unhideWhenUsed="1"/>
+    <w:lsdException w:name="toc 2" w:semiHidden="1" w:uiPriority="39" w:unhideWhenUsed="1"/>
+    <w:lsdException w:name="toc 3" w:semiHidden="1" w:uiPriority="39" w:unhideWhenUsed="1"/>
+    <w:lsdException w:name="toc 4" w:semiHidden="1" w:uiPriority="39" w:unhideWhenUsed="1"/>
+    <w:lsdException w:name="toc 5" w:semiHidden="1" w:uiPriority="39" w:unhideWhenUsed="1"/>
+    <w:lsdException w:name="toc 6" w:semiHidden="1" w:uiPriority="39" w:unhideWhenUsed="1"/>
+    <w:lsdException w:name="toc 7" w:semiHidden="1" w:uiPriority="39" w:unhideWhenUsed="1"/>
+    <w:lsdException w:name="toc 8" w:semiHidden="1" w:uiPriority="39" w:unhideWhenUsed="1"/>
+    <w:lsdException w:name="toc 9" w:semiHidden="1" w:uiPriority="39" w:unhideWhenUsed="1"/>
+    <w:lsdException w:name="Normal Indent" w:semiHidden="1" w:unhideWhenUsed="1"/>
+    <w:lsdException w:name="footnote text" w:semiHidden="1" w:unhideWhenUsed="1"/>
+    <w:lsdException w:name="annotation text" w:semiHidden="1" w:unhideWhenUsed="1"/>
+    <w:lsdException w:name="header" w:semiHidden="1" w:unhideWhenUsed="1"/>
+    <w:lsdException w:name="footer" w:semiHidden="1" w:unhideWhenUsed="1"/>
+    <w:lsdException w:name="index heading" w:semiHidden="1" w:unhideWhenUsed="1"/>
+    <w:lsdException w:name="caption" w:semiHidden="1" w:uiPriority="35" w:unhideWhenUsed="1" w:qFormat="1"/>
+    <w:lsdException w:name="table of figures" w:semiHidden="1" w:unhideWhenUsed="1"/>
+    <w:lsdException w:name="envelope address" w:semiHidden="1" w:unhideWhenUsed="1"/>
+    <w:lsdException w:name="envelope return" w:semiHidden="1" w:unhideWhenUsed="1"/>
+    <w:lsdException w:name="footnote reference" w:semiHidden="1" w:unhideWhenUsed="1"/>
+    <w:lsdException w:name="annotation reference" w:semiHidden="1" w:unhideWhenUsed="1"/>
+    <w:lsdException w:name="line number" w:semiHidden="1" w:unhideWhenUsed="1"/>
+    <w:lsdException w:name="page number" w:semiHidden="1" w:unhideWhenUsed="1"/>
+    <w:lsdException w:name="endnote reference" w:semiHidden="1" w:unhideWhenUsed="1"/>
+    <w:lsdException w:name="endnote text" w:semiHidden="1" w:unhideWhenUsed="1"/>
+    <w:lsdException w:name="table of authorities" w:semiHidden="1" w:unhideWhenUsed="1"/>
+    <w:lsdException w:name="macro" w:semiHidden="1" w:unhideWhenUsed="1"/>
+    <w:lsdException w:name="toa heading" w:semiHidden="1" w:unhideWhenUsed="1"/>
+    <w:lsdException w:name="List" w:semiHidden="1" w:unhideWhenUsed="1"/>
+    <w:lsdException w:name="List Bullet" w:semiHidden="1" w:unhideWhenUsed="1"/>
+    <w:lsdException w:name="List Number" w:semiHidden="1" w:unhideWhenUsed="1"/>
+    <w:lsdException w:name="List 2" w:semiHidden="1" w:unhideWhenUsed="1"/>
+    <w:lsdException w:name="List 3" w:semiHidden="1" w:unhideWhenUsed="1"/>
+    <w:lsdException w:name="List 4" w:semiHidden="1" w:unhideWhenUsed="1"/>
+    <w:lsdException w:name="List 5" w:semiHidden="1" w:unhideWhenUsed="1"/>
+    <w:lsdException w:name="List Bullet 2" w:semiHidden="1" w:unhideWhenUsed="1"/>
+    <w:lsdException w:name="List Bullet 3" w:semiHidden="1" w:unhideWhenUsed="1"/>
+    <w:lsdException w:name="List Bullet 4" w:semiHidden="1" w:unhideWhenUsed="1"/>
+    <w:lsdException w:name="List Bullet 5" w:semiHidden="1" w:unhideWhenUsed="1"/>
+    <w:lsdException w:name="List Number 2" w:semiHidden="1" w:unhideWhenUsed="1"/>
+    <w:lsdException w:name="List Number 3" w:semiHidden="1" w:unhideWhenUsed="1"/>
+    <w:lsdException w:name="List Number 4" w:semiHidden="1" w:unhideWhenUsed="1"/>
+    <w:lsdException w:name="List Number 5" w:semiHidden="1" w:unhideWhenUsed="1"/>
+    <w:lsdException w:name="Title" w:uiPriority="10" w:qFormat="1"/>
+    <w:lsdException w:name="Closing" w:semiHidden="1" w:unhideWhenUsed="1"/>
+    <w:lsdException w:name="Signature" w:semiHidden="1" w:unhideWhenUsed="1"/>
+    <w:lsdException w:name="Default Paragraph Font" w:semiHidden="1" w:uiPriority="1" w:unhideWhenUsed="1"/>
+    <w:lsdException w:name="Body Text" w:semiHidden="1" w:unhideWhenUsed="1"/>
+    <w:lsdException w:name="Body Text Indent" w:semiHidden="1" w:unhideWhenUsed="1"/>
+    <w:lsdException w:name="List Continue" w:semiHidden="1" w:unhideWhenUsed="1"/>
+    <w:lsdException w:name="List Continue 2" w:semiHidden="1" w:unhideWhenUsed="1"/>
+    <w:lsdException w:name="List Continue 3" w:semiHidden="1" w:unhideWhenUsed="1"/>
+    <w:lsdException w:name="List Continue 4" w:semiHidden="1" w:unhideWhenUsed="1"/>
+    <w:lsdException w:name="List Continue 5" w:semiHidden="1" w:unhideWhenUsed="1"/>
+    <w:lsdException w:name="Message Header" w:semiHidden="1" w:unhideWhenUsed="1"/>
+    <w:lsdException w:name="Subtitle" w:uiPriority="11" w:qFormat="1"/>
+    <w:lsdException w:name="Salutation" w:semiHidden="1" w:unhideWhenUsed="1"/>
+    <w:lsdException w:name="Date" w:semiHidden="1" w:unhideWhenUsed="1"/>
+    <w:lsdException w:name="Body Text First Indent" w:semiHidden="1" w:unhideWhenUsed="1"/>
+    <w:lsdException w:name="Body Text First Indent 2" w:semiHidden="1" w:unhideWhenUsed="1"/>
+    <w:lsdException w:name="Note Heading" w:semiHidden="1" w:unhideWhenUsed="1"/>
+    <w:lsdException w:name="Body Text 2" w:semiHidden="1" w:unhideWhenUsed="1"/>
+    <w:lsdException w:name="Body Text 3" w:semiHidden="1" w:unhideWhenUsed="1"/>
+    <w:lsdException w:name="Body Text Indent 2" w:semiHidden="1" w:unhideWhenUsed="1"/>
+    <w:lsdException w:name="Body Text Indent 3" w:semiHidden="1" w:unhideWhenUsed="1"/>
+    <w:lsdException w:name="Block Text" w:semiHidden="1" w:unhideWhenUsed="1"/>
+    <w:lsdException w:name="Hyperlink" w:semiHidden="1" w:unhideWhenUsed="1"/>
+    <w:lsdException w:name="FollowedHyperlink" w:semiHidden="1" w:unhideWhenUsed="1"/>
+    <w:lsdException w:name="Strong" w:uiPriority="22" w:qFormat="1"/>
+    <w:lsdException w:name="Emphasis" w:uiPriority="20" w:qFormat="1"/>
+    <w:lsdException w:name="Document Map" w:semiHidden="1" w:unhideWhenUsed="1"/>
+    <w:lsdException w:name="Plain Text" w:semiHidden="1" w:unhideWhenUsed="1"/>
+    <w:lsdException w:name="E-mail Signature" w:semiHidden="1" w:unhideWhenUsed="1"/>
+    <w:lsdException w:name="HTML Top of Form" w:semiHidden="1" w:unhideWhenUsed="1"/>
+    <w:lsdException w:name="HTML Bottom of Form" w:semiHidden="1" w:unhideWhenUsed="1"/>
+    <w:lsdException w:name="Normal (Web)" w:semiHidden="1" w:unhideWhenUsed="1"/>
+    <w:lsdException w:name="HTML Acronym" w:semiHidden="1" w:unhideWhenUsed="1"/>
+    <w:lsdException w:name="HTML Address" w:semiHidden="1" w:unhideWhenUsed="1"/>
+    <w:lsdException w:name="HTML Cite" w:semiHidden="1" w:unhideWhenUsed="1"/>
+    <w:lsdException w:name="HTML Code" w:semiHidden="1" w:unhideWhenUsed="1"/>
+    <w:lsdException w:name="HTML Definition" w:semiHidden="1" w:unhideWhenUsed="1"/>
+    <w:lsdException w:name="HTML Keyboard" w:semiHidden="1" w:unhideWhenUsed="1"/>
+    <w:lsdException w:name="HTML Preformatted" w:semiHidden="1" w:unhideWhenUsed="1"/>
+    <w:lsdException w:name="HTML Sample" w:semiHidden="1" w:unhideWhenUsed="1"/>
+    <w:lsdException w:name="HTML Typewriter" w:semiHidden="1" w:unhideWhenUsed="1"/>
+    <w:lsdException w:name="HTML Variable" w:semiHidden="1" w:unhideWhenUsed="1"/>
+    <w:lsdException w:name="Normal Table" w:semiHidden="1" w:unhideWhenUsed="1"/>
+    <w:lsdException w:name="annotation subject" w:semiHidden="1" w:unhideWhenUsed="1"/>
+    <w:lsdException w:name="No List" w:semiHidden="1" w:unhideWhenUsed="1"/>
+    <w:lsdException w:name="Outline List 1" w:semiHidden="1" w:unhideWhenUsed="1"/>
+    <w:lsdException w:name="Outline List 2" w:semiHidden="1" w:unhideWhenUsed="1"/>
+    <w:lsdException w:name="Outline List 3" w:semiHidden="1" w:unhideWhenUsed="1"/>
+    <w:lsdException w:name="Table Simple 1" w:semiHidden="1" w:unhideWhenUsed="1"/>
+    <w:lsdException w:name="Table Simple 2" w:semiHidden="1" w:unhideWhenUsed="1"/>
+    <w:lsdException w:name="Table Simple 3" w:semiHidden="1" w:unhideWhenUsed="1"/>
+    <w:lsdException w:name="Table Classic 1" w:semiHidden="1" w:unhideWhenUsed="1"/>
+    <w:lsdException w:name="Table Classic 2" w:semiHidden="1" w:unhideWhenUsed="1"/>
+    <w:lsdException w:name="Table Classic 3" w:semiHidden="1" w:unhideWhenUsed="1"/>
+    <w:lsdException w:name="Table Classic 4" w:semiHidden="1" w:unhideWhenUsed="1"/>
+    <w:lsdException w:name="Table Colorful 1" w:semiHidden="1" w:unhideWhenUsed="1"/>
+    <w:lsdException w:name="Table Colorful 2" w:semiHidden="1" w:unhideWhenUsed="1"/>
+    <w:lsdException w:name="Table Colorful 3" w:semiHidden="1" w:unhideWhenUsed="1"/>
+    <w:lsdException w:name="Table Columns 1" w:semiHidden="1" w:unhideWhenUsed="1"/>
+    <w:lsdException w:name="Table Columns 2" w:semiHidden="1" w:unhideWhenUsed="1"/>
+    <w:lsdException w:name="Table Columns 3" w:semiHidden="1" w:unhideWhenUsed="1"/>
+    <w:lsdException w:name="Table Columns 4" w:semiHidden="1" w:unhideWhenUsed="1"/>
+    <w:lsdException w:name="Table Columns 5" w:semiHidden="1" w:unhideWhenUsed="1"/>
+    <w:lsdException w:name="Table Grid 1" w:semiHidden="1" w:unhideWhenUsed="1"/>
+    <w:lsdException w:name="Table Grid 2" w:semiHidden="1" w:unhideWhenUsed="1"/>
+    <w:lsdException w:name="Table Grid 3" w:semiHidden="1" w:unhideWhenUsed="1"/>
+    <w:lsdException w:name="Table Grid 4" w:semiHidden="1" w:unhideWhenUsed="1"/>
+    <w:lsdException w:name="Table Grid 5" w:semiHidden="1" w:unhideWhenUsed="1"/>
+    <w:lsdException w:name="Table Grid 6" w:semiHidden="1" w:unhideWhenUsed="1"/>
+    <w:lsdException w:name="Table Grid 7" w:semiHidden="1" w:unhideWhenUsed="1"/>
+    <w:lsdException w:name="Table Grid 8" w:semiHidden="1" w:unhideWhenUsed="1"/>
+    <w:lsdException w:name="Table List 1" w:semiHidden="1" w:unhideWhenUsed="1"/>
+    <w:lsdException w:name="Table List 2" w:semiHidden="1" w:unhideWhenUsed="1"/>
+    <w:lsdException w:name="Table List 3" w:semiHidden="1" w:unhideWhenUsed="1"/>
+    <w:lsdException w:name="Table List 4" w:semiHidden="1" w:unhideWhenUsed="1"/>
+    <w:lsdException w:name="Table List 5" w:semiHidden="1" w:unhideWhenUsed="1"/>
+    <w:lsdException w:name="Table List 6" w:semiHidden="1" w:unhideWhenUsed="1"/>
+    <w:lsdException w:name="Table List 7" w:semiHidden="1" w:unhideWhenUsed="1"/>
+    <w:lsdException w:name="Table List 8" w:semiHidden="1" w:unhideWhenUsed="1"/>
+    <w:lsdException w:name="Table 3D effects 1" w:semiHidden="1" w:unhideWhenUsed="1"/>
+    <w:lsdException w:name="Table 3D effects 2" w:semiHidden="1" w:unhideWhenUsed="1"/>
+    <w:lsdException w:name="Table 3D effects 3" w:semiHidden="1" w:unhideWhenUsed="1"/>
+    <w:lsdException w:name="Table Contemporary" w:semiHidden="1" w:unhideWhenUsed="1"/>
+    <w:lsdException w:name="Table Elegant" w:semiHidden="1" w:unhideWhenUsed="1"/>
+    <w:lsdException w:name="Table Professional" w:semiHidden="1" w:unhideWhenUsed="1"/>
+    <w:lsdException w:name="Table Subtle 1" w:semiHidden="1" w:unhideWhenUsed="1"/>
+    <w:lsdException w:name="Table Subtle 2" w:semiHidden="1" w:unhideWhenUsed="1"/>
+    <w:lsdException w:name="Table Web 1" w:semiHidden="1" w:unhideWhenUsed="1"/>
+    <w:lsdException w:name="Table Web 2" w:semiHidden="1" w:unhideWhenUsed="1"/>
+    <w:lsdException w:name="Table Web 3" w:semiHidden="1" w:unhideWhenUsed="1"/>
+    <w:lsdException w:name="Balloon Text" w:semiHidden="1" w:unhideWhenUsed="1"/>
+    <w:lsdException w:name="Table Grid" w:uiPriority="39"/>
+    <w:lsdException w:name="Table Theme" w:semiHidden="1" w:unhideWhenUsed="1"/>
+    <w:lsdException w:name="Placeholder Text" w:semiHidden="1"/>
+    <w:lsdException w:name="No Spacing" w:uiPriority="1" w:qFormat="1"/>
+    <w:lsdException w:name="Light Shading" w:uiPriority="60"/>
+    <w:lsdException w:name="Light List" w:uiPriority="61"/>
+    <w:lsdException w:name="Light Grid" w:uiPriority="62"/>
+    <w:lsdException w:name="Medium Shading 1" w:uiPriority="63"/>
+    <w:lsdException w:name="Medium Shading 2" w:uiPriority="64"/>
+    <w:lsdException w:name="Medium List 1" w:uiPriority="65"/>
+    <w:lsdException w:name="Medium List 2" w:uiPriority="66"/>
+    <w:lsdException w:name="Medium Grid 1" w:uiPriority="67"/>
+    <w:lsdException w:name="Medium Grid 2" w:uiPriority="68"/>
+    <w:lsdException w:name="Medium Grid 3" w:uiPriority="69"/>
+    <w:lsdException w:name="Dark List" w:uiPriority="70"/>
+    <w:lsdException w:name="Colorful Shading" w:uiPriority="71"/>
+    <w:lsdException w:name="Colorful List" w:uiPriority="72"/>
+    <w:lsdException w:name="Colorful Grid" w:uiPriority="73"/>
+    <w:lsdException w:name="Light Shading Accent 1" w:uiPriority="60"/>
+    <w:lsdException w:name="Light List Accent 1" w:uiPriority="61"/>
+    <w:lsdException w:name="Light Grid Accent 1" w:uiPriority="62"/>
+    <w:lsdException w:name="Medium Shading 1 Accent 1" w:uiPriority="63"/>
+    <w:lsdException w:name="Medium Shading 2 Accent 1" w:uiPriority="64"/>
+    <w:lsdException w:name="Medium List 1 Accent 1" w:uiPriority="65"/>
+    <w:lsdException w:name="Revision" w:semiHidden="1"/>
+    <w:lsdException w:name="List Paragraph" w:uiPriority="34" w:qFormat="1"/>
+    <w:lsdException w:name="Quote" w:uiPriority="29" w:qFormat="1"/>
+    <w:lsdException w:name="Intense Quote" w:uiPriority="30" w:qFormat="1"/>
+    <w:lsdException w:name="Medium List 2 Accent 1" w:uiPriority="66"/>
+    <w:lsdException w:name="Medium Grid 1 Accent 1" w:uiPriority="67"/>
+    <w:lsdException w:name="Medium Grid 2 Accent 1" w:uiPriority="68"/>
+    <w:lsdException w:name="Medium Grid 3 Accent 1" w:uiPriority="69"/>
+    <w:lsdException w:name="Dark List Accent 1" w:uiPriority="70"/>
+    <w:lsdException w:name="Colorful Shading Accent 1" w:uiPriority="71"/>
+    <w:lsdException w:name="Colorful List Accent 1" w:uiPriority="72"/>
+    <w:lsdException w:name="Colorful Grid Accent 1" w:uiPriority="73"/>
+    <w:lsdException w:name="Light Shading Accent 2" w:uiPriority="60"/>
+    <w:lsdException w:name="Light List Accent 2" w:uiPriority="61"/>
+    <w:lsdException w:name="Light Grid Accent 2" w:uiPriority="62"/>
+    <w:lsdException w:name="Medium Shading 1 Accent 2" w:uiPriority="63"/>
+    <w:lsdException w:name="Medium Shading 2 Accent 2" w:uiPriority="64"/>
+    <w:lsdException w:name="Medium List 1 Accent 2" w:uiPriority="65"/>
+    <w:lsdException w:name="Medium List 2 Accent 2" w:uiPriority="66"/>
+    <w:lsdException w:name="Medium Grid 1 Accent 2" w:uiPriority="67"/>
+    <w:lsdException w:name="Medium Grid 2 Accent 2" w:uiPriority="68"/>
+    <w:lsdException w:name="Medium Grid 3 Accent 2" w:uiPriority="69"/>
+    <w:lsdException w:name="Dark List Accent 2" w:uiPriority="70"/>
+    <w:lsdException w:name="Colorful Shading Accent 2" w:uiPriority="71"/>
+    <w:lsdException w:name="Colorful List Accent 2" w:uiPriority="72"/>
+    <w:lsdException w:name="Colorful Grid Accent 2" w:uiPriority="73"/>
+    <w:lsdException w:name="Light Shading Accent 3" w:uiPriority="60"/>
+    <w:lsdException w:name="Light List Accent 3" w:uiPriority="61"/>
+    <w:lsdException w:name="Light Grid Accent 3" w:uiPriority="62"/>
+    <w:lsdException w:name="Medium Shading 1 Accent 3" w:uiPriority="63"/>
+    <w:lsdException w:name="Medium Shading 2 Accent 3" w:uiPriority="64"/>
+    <w:lsdException w:name="Medium List 1 Accent 3" w:uiPriority="65"/>
+    <w:lsdException w:name="Medium List 2 Accent 3" w:uiPriority="66"/>
+    <w:lsdException w:name="Medium Grid 1 Accent 3" w:uiPriority="67"/>
+    <w:lsdException w:name="Medium Grid 2 Accent 3" w:uiPriority="68"/>
+    <w:lsdException w:name="Medium Grid 3 Accent 3" w:uiPriority="69"/>
+    <w:lsdException w:name="Dark List Accent 3" w:uiPriority="70"/>
+    <w:lsdException w:name="Colorful Shading Accent 3" w:uiPriority="71"/>
+    <w:lsdException w:name="Colorful List Accent 3" w:uiPriority="72"/>
+    <w:lsdException w:name="Colorful Grid Accent 3" w:uiPriority="73"/>
+    <w:lsdException w:name="Light Shading Accent 4" w:uiPriority="60"/>
+    <w:lsdException w:name="Light List Accent 4" w:uiPriority="61"/>
+    <w:lsdException w:name="Light Grid Accent 4" w:uiPriority="62"/>
+    <w:lsdException w:name="Medium Shading 1 Accent 4" w:uiPriority="63"/>
+    <w:lsdException w:name="Medium Shading 2 Accent 4" w:uiPriority="64"/>
+    <w:lsdException w:name="Medium List 1 Accent 4" w:uiPriority="65"/>
+    <w:lsdException w:name="Medium List 2 Accent 4" w:uiPriority="66"/>
+    <w:lsdException w:name="Medium Grid 1 Accent 4" w:uiPriority="67"/>
+    <w:lsdException w:name="Medium Grid 2 Accent 4" w:uiPriority="68"/>
+    <w:lsdException w:name="Medium Grid 3 Accent 4" w:uiPriority="69"/>
+    <w:lsdException w:name="Dark List Accent 4" w:uiPriority="70"/>
+    <w:lsdException w:name="Colorful Shading Accent 4" w:uiPriority="71"/>
+    <w:lsdException w:name="Colorful List Accent 4" w:uiPriority="72"/>
+    <w:lsdException w:name="Colorful Grid Accent 4" w:uiPriority="73"/>
+    <w:lsdException w:name="Light Shading Accent 5" w:uiPriority="60"/>
+    <w:lsdException w:name="Light List Accent 5" w:uiPriority="61"/>
+    <w:lsdException w:name="Light Grid Accent 5" w:uiPriority="62"/>
+    <w:lsdException w:name="Medium Shading 1 Accent 5" w:uiPriority="63"/>
+    <w:lsdException w:name="Medium Shading 2 Accent 5" w:uiPriority="64"/>
+    <w:lsdException w:name="Medium List 1 Accent 5" w:uiPriority="65"/>
+    <w:lsdException w:name="Medium List 2 Accent 5" w:uiPriority="66"/>
+    <w:lsdException w:name="Medium Grid 1 Accent 5" w:uiPriority="67"/>
+    <w:lsdException w:name="Medium Grid 2 Accent 5" w:uiPriority="68"/>
+    <w:lsdException w:name="Medium Grid 3 Accent 5" w:uiPriority="69"/>
+    <w:lsdException w:name="Dark List Accent 5" w:uiPriority="70"/>
+    <w:lsdException w:name="Colorful Shading Accent 5" w:uiPriority="71"/>
+    <w:lsdException w:name="Colorful List Accent 5" w:uiPriority="72"/>
+    <w:lsdException w:name="Colorful Grid Accent 5" w:uiPriority="73"/>
+    <w:lsdException w:name="Light Shading Accent 6" w:uiPriority="60"/>
+    <w:lsdException w:name="Light List Accent 6" w:uiPriority="61"/>
+    <w:lsdException w:name="Light Grid Accent 6" w:uiPriority="62"/>
+    <w:lsdException w:name="Medium Shading 1 Accent 6" w:uiPriority="63"/>
+    <w:lsdException w:name="Medium Shading 2 Accent 6" w:uiPriority="64"/>
+    <w:lsdException w:name="Medium List 1 Accent 6" w:uiPriority="65"/>
+    <w:lsdException w:name="Medium List 2 Accent 6" w:uiPriority="66"/>
+    <w:lsdException w:name="Medium Grid 1 Accent 6" w:uiPriority="67"/>
+    <w:lsdException w:name="Medium Grid 2 Accent 6" w:uiPriority="68"/>
+    <w:lsdException w:name="Medium Grid 3 Accent 6" w:uiPriority="69"/>
+    <w:lsdException w:name="Dark List Accent 6" w:uiPriority="70"/>
+    <w:lsdException w:name="Colorful Shading Accent 6" w:uiPriority="71"/>
+    <w:lsdException w:name="Colorful List Accent 6" w:uiPriority="72"/>
+    <w:lsdException w:name="Colorful Grid Accent 6" w:uiPriority="73"/>
+    <w:lsdException w:name="Subtle Emphasis" w:uiPriority="19" w:qFormat="1"/>
+    <w:lsdException w:name="Intense Emphasis" w:uiPriority="21" w:qFormat="1"/>
+    <w:lsdException w:name="Subtle Reference" w:uiPriority="31" w:qFormat="1"/>
+    <w:lsdException w:name="Intense Reference" w:uiPriority="32" w:qFormat="1"/>
+    <w:lsdException w:name="Book Title" w:uiPriority="33" w:qFormat="1"/>
+    <w:lsdException w:name="Bibliography" w:semiHidden="1" w:uiPriority="37" w:unhideWhenUsed="1"/>
+    <w:lsdException w:name="TOC Heading" w:semiHidden="1" w:uiPriority="39" w:unhideWhenUsed="1" w:qFormat="1"/>
+    <w:lsdException w:name="Plain Table 1" w:uiPriority="41"/>
+    <w:lsdException w:name="Plain Table 2" w:uiPriority="42"/>
+    <w:lsdException w:name="Plain Table 3" w:uiPriority="43"/>
+    <w:lsdException w:name="Plain Table 4" w:uiPriority="44"/>
+    <w:lsdException w:name="Plain Table 5" w:uiPriority="45"/>
+    <w:lsdException w:name="Grid Table Light" w:uiPriority="40"/>
+    <w:lsdException w:name="Grid Table 1 Light" w:uiPriority="46"/>
+    <w:lsdException w:name="Grid Table 2" w:uiPriority="47"/>
+    <w:lsdException w:name="Grid Table 3" w:uiPriority="48"/>
+    <w:lsdException w:name="Grid Table 4" w:uiPriority="49"/>
+    <w:lsdException w:name="Grid Table 5 Dark" w:uiPriority="50"/>
+    <w:lsdException w:name="Grid Table 6 Colorful" w:uiPriority="51"/>
+    <w:lsdException w:name="Grid Table 7 Colorful" w:uiPriority="52"/>
+    <w:lsdException w:name="Grid Table 1 Light Accent 1" w:uiPriority="46"/>
+    <w:lsdException w:name="Grid Table 2 Accent 1" w:uiPriority="47"/>
+    <w:lsdException w:name="Grid Table 3 Accent 1" w:uiPriority="48"/>
+    <w:lsdException w:name="Grid Table 4 Accent 1" w:uiPriority="49"/>
+    <w:lsdException w:name="Grid Table 5 Dark Accent 1" w:uiPriority="50"/>
+    <w:lsdException w:name="Grid Table 6 Colorful Accent 1" w:uiPriority="51"/>
+    <w:lsdException w:name="Grid Table 7 Colorful Accent 1" w:uiPriority="52"/>
+    <w:lsdException w:name="Grid Table 1 Light Accent 2" w:uiPriority="46"/>
+    <w:lsdException w:name="Grid Table 2 Accent 2" w:uiPriority="47"/>
+    <w:lsdException w:name="Grid Table 3 Accent 2" w:uiPriority="48"/>
+    <w:lsdException w:name="Grid Table 4 Accent 2" w:uiPriority="49"/>
+    <w:lsdException w:name="Grid Table 5 Dark Accent 2" w:uiPriority="50"/>
+    <w:lsdException w:name="Grid Table 6 Colorful Accent 2" w:uiPriority="51"/>
+    <w:lsdException w:name="Grid Table 7 Colorful Accent 2" w:uiPriority="52"/>
+    <w:lsdException w:name="Grid Table 1 Light Accent 3" w:uiPriority="46"/>
+    <w:lsdException w:name="Grid Table 2 Accent 3" w:uiPriority="47"/>
+    <w:lsdException w:name="Grid Table 3 Accent 3" w:uiPriority="48"/>
+    <w:lsdException w:name="Grid Table 4 Accent 3" w:uiPriority="49"/>
+    <w:lsdException w:name="Grid Table 5 Dark Accent 3" w:uiPriority="50"/>
+    <w:lsdException w:name="Grid Table 6 Colorful Accent 3" w:uiPriority="51"/>
+    <w:lsdException w:name="Grid Table 7 Colorful Accent 3" w:uiPriority="52"/>
+    <w:lsdException w:name="Grid Table 1 Light Accent 4" w:uiPriority="46"/>
+    <w:lsdException w:name="Grid Table 2 Accent 4" w:uiPriority="47"/>
+    <w:lsdException w:name="Grid Table 3 Accent 4" w:uiPriority="48"/>
+    <w:lsdException w:name="Grid Table 4 Accent 4" w:uiPriority="49"/>
+    <w:lsdException w:name="Grid Table 5 Dark Accent 4" w:uiPriority="50"/>
+    <w:lsdException w:name="Grid Table 6 Colorful Accent 4" w:uiPriority="51"/>
+    <w:lsdException w:name="Grid Table 7 Colorful Accent 4" w:uiPriority="52"/>
+    <w:lsdException w:name="Grid Table 1 Light Accent 5" w:uiPriority="46"/>
+    <w:lsdException w:name="Grid Table 2 Accent 5" w:uiPriority="47"/>
+    <w:lsdException w:name="Grid Table 3 Accent 5" w:uiPriority="48"/>
+    <w:lsdException w:name="Grid Table 4 Accent 5" w:uiPriority="49"/>
+    <w:lsdException w:name="Grid Table 5 Dark Accent 5" w:uiPriority="50"/>
+    <w:lsdException w:name="Grid Table 6 Colorful Accent 5" w:uiPriority="51"/>
+    <w:lsdException w:name="Grid Table 7 Colorful Accent 5" w:uiPriority="52"/>
+    <w:lsdException w:name="Grid Table 1 Light Accent 6" w:uiPriority="46"/>
+    <w:lsdException w:name="Grid Table 2 Accent 6" w:uiPriority="47"/>
+    <w:lsdException w:name="Grid Table 3 Accent 6" w:uiPriority="48"/>
+    <w:lsdException w:name="Grid Table 4 Accent 6" w:uiPriority="49"/>
+    <w:lsdException w:name="Grid Table 5 Dark Accent 6" w:uiPriority="50"/>
+    <w:lsdException w:name="Grid Table 6 Colorful Accent 6" w:uiPriority="51"/>
+    <w:lsdException w:name="Grid Table 7 Colorful Accent 6" w:uiPriority="52"/>
+    <w:lsdException w:name="List Table 1 Light" w:uiPriority="46"/>
+    <w:lsdException w:name="List Table 2" w:uiPriority="47"/>
+    <w:lsdException w:name="List Table 3" w:uiPriority="48"/>
+    <w:lsdException w:name="List Table 4" w:uiPriority="49"/>
+    <w:lsdException w:name="List Table 5 Dark" w:uiPriority="50"/>
+    <w:lsdException w:name="List Table 6 Colorful" w:uiPriority="51"/>
+    <w:lsdException w:name="List Table 7 Colorful" w:uiPriority="52"/>
+    <w:lsdException w:name="List Table 1 Light Accent 1" w:uiPriority="46"/>
+    <w:lsdException w:name="List Table 2 Accent 1" w:uiPriority="47"/>
+    <w:lsdException w:name="List Table 3 Accent 1" w:uiPriority="48"/>
+    <w:lsdException w:name="List Table 4 Accent 1" w:uiPriority="49"/>
+    <w:lsdException w:name="List Table 5 Dark Accent 1" w:uiPriority="50"/>
+    <w:lsdException w:name="List Table 6 Colorful Accent 1" w:uiPriority="51"/>
+    <w:lsdException w:name="List Table 7 Colorful Accent 1" w:uiPriority="52"/>
+    <w:lsdException w:name="List Table 1 Light Accent 2" w:uiPriority="46"/>
+    <w:lsdException w:name="List Table 2 Accent 2" w:uiPriority="47"/>
+    <w:lsdException w:name="List Table 3 Accent 2" w:uiPriority="48"/>
+    <w:lsdException w:name="List Table 4 Accent 2" w:uiPriority="49"/>
+    <w:lsdException w:name="List Table 5 Dark Accent 2" w:uiPriority="50"/>
+    <w:lsdException w:name="List Table 6 Colorful Accent 2" w:uiPriority="51"/>
+    <w:lsdException w:name="List Table 7 Colorful Accent 2" w:uiPriority="52"/>
+    <w:lsdException w:name="List Table 1 Light Accent 3" w:uiPriority="46"/>
+    <w:lsdException w:name="List Table 2 Accent 3" w:uiPriority="47"/>
+    <w:lsdException w:name="List Table 3 Accent 3" w:uiPriority="48"/>
+    <w:lsdException w:name="List Table 4 Accent 3" w:uiPriority="49"/>
+    <w:lsdException w:name="List Table 5 Dark Accent 3" w:uiPriority="50"/>
+    <w:lsdException w:name="List Table 6 Colorful Accent 3" w:uiPriority="51"/>
+    <w:lsdException w:name="List Table 7 Colorful Accent 3" w:uiPriority="52"/>
+    <w:lsdException w:name="List Table 1 Light Accent 4" w:uiPriority="46"/>
+    <w:lsdException w:name="List Table 2 Accent 4" w:uiPriority="47"/>
+    <w:lsdException w:name="List Table 3 Accent 4" w:uiPriority="48"/>
+    <w:lsdException w:name="List Table 4 Accent 4" w:uiPriority="49"/>
+    <w:lsdException w:name="List Table 5 Dark Accent 4" w:uiPriority="50"/>
+    <w:lsdException w:name="List Table 6 Colorful Accent 4" w:uiPriority="51"/>
+    <w:lsdException w:name="List Table 7 Colorful Accent 4" w:uiPriority="52"/>
+    <w:lsdException w:name="List Table 1 Light Accent 5" w:uiPriority="46"/>
+    <w:lsdException w:name="List Table 2 Accent 5" w:uiPriority="47"/>
+    <w:lsdException w:name="List Table 3 Accent 5" w:uiPriority="48"/>
+    <w:lsdException w:name="List Table 4 Accent 5" w:uiPriority="49"/>
+    <w:lsdException w:name="List Table 5 Dark Accent 5" w:uiPriority="50"/>
+    <w:lsdException w:name="List Table 6 Colorful Accent 5" w:uiPriority="51"/>
+    <w:lsdException w:name="List Table 7 Colorful Accent 5" w:uiPriority="52"/>
+    <w:lsdException w:name="List Table 1 Light Accent 6" w:uiPriority="46"/>
+    <w:lsdException w:name="List Table 2 Accent 6" w:uiPriority="47"/>
+    <w:lsdException w:name="List Table 3 Accent 6" w:uiPriority="48"/>
+    <w:lsdException w:name="List Table 4 Accent 6" w:uiPriority="49"/>
+    <w:lsdException w:name="List Table 5 Dark Accent 6" w:uiPriority="50"/>
+    <w:lsdException w:name="List Table 6 Colorful Accent 6" w:uiPriority="51"/>
+    <w:lsdException w:name="List Table 7 Colorful Accent 6" w:uiPriority="52"/>
+    <w:lsdException w:name="Mention" w:semiHidden="1" w:unhideWhenUsed="1"/>
+    <w:lsdException w:name="Smart Hyperlink" w:semiHidden="1" w:unhideWhenUsed="1"/>
+    <w:lsdException w:name="Hashtag" w:semiHidden="1" w:unhideWhenUsed="1"/>
+    <w:lsdException w:name="Unresolved Mention" w:semiHidden="1" w:unhideWhenUsed="1"/>
+    <w:lsdException w:name="Smart Link" w:semiHidden="1" w:unhideWhenUsed="1"/>
+  </w:latentStyles>
+  <w:style w:type="paragraph" w:default="1" w:styleId="Normal">
+    <w:name w:val="Normal"/>
+    <w:qFormat/>
   </w:style>
   <w:style w:type="paragraph" w:styleId="Heading1">
     <w:name w:val="heading 1"/>
     <w:basedOn w:val="Normal"/>
     <w:next w:val="Normal"/>
+    <w:uiPriority w:val="9"/>
+    <w:qFormat/>
     <w:pPr>
-      <w:keepNext w:val="1"/>
-      <w:keepLines w:val="1"/>
-      <w:pageBreakBefore w:val="0"/>
-      <w:spacing w:after="120" w:before="400" w:lineRule="auto"/>
+      <w:keepNext/>
+      <w:keepLines/>
+      <w:spacing w:before="400" w:after="120"/>
+      <w:outlineLvl w:val="0"/>
     </w:pPr>
     <w:rPr>
       <w:sz w:val="40"/>
@@ -607,15 +906,17 @@
     <w:name w:val="heading 2"/>
     <w:basedOn w:val="Normal"/>
     <w:next w:val="Normal"/>
+    <w:uiPriority w:val="9"/>
+    <w:semiHidden/>
+    <w:unhideWhenUsed/>
+    <w:qFormat/>
     <w:pPr>
-      <w:keepNext w:val="1"/>
-      <w:keepLines w:val="1"/>
-      <w:pageBreakBefore w:val="0"/>
-      <w:spacing w:after="120" w:before="360" w:lineRule="auto"/>
+      <w:keepNext/>
+      <w:keepLines/>
+      <w:spacing w:before="360" w:after="120"/>
+      <w:outlineLvl w:val="1"/>
     </w:pPr>
     <w:rPr>
-      <w:b w:val="0"/>
-      <w:bCs w:val="0"/>
       <w:sz w:val="32"/>
       <w:szCs w:val="32"/>
     </w:rPr>
@@ -624,15 +925,17 @@
     <w:name w:val="heading 3"/>
     <w:basedOn w:val="Normal"/>
     <w:next w:val="Normal"/>
+    <w:uiPriority w:val="9"/>
+    <w:semiHidden/>
+    <w:unhideWhenUsed/>
+    <w:qFormat/>
     <w:pPr>
-      <w:keepNext w:val="1"/>
-      <w:keepLines w:val="1"/>
-      <w:pageBreakBefore w:val="0"/>
-      <w:spacing w:after="80" w:before="320" w:lineRule="auto"/>
+      <w:keepNext/>
+      <w:keepLines/>
+      <w:spacing w:before="320" w:after="80"/>
+      <w:outlineLvl w:val="2"/>
     </w:pPr>
     <w:rPr>
-      <w:b w:val="0"/>
-      <w:bCs w:val="0"/>
       <w:color w:val="434343"/>
       <w:sz w:val="28"/>
       <w:szCs w:val="28"/>
@@ -642,11 +945,15 @@
     <w:name w:val="heading 4"/>
     <w:basedOn w:val="Normal"/>
     <w:next w:val="Normal"/>
+    <w:uiPriority w:val="9"/>
+    <w:semiHidden/>
+    <w:unhideWhenUsed/>
+    <w:qFormat/>
     <w:pPr>
-      <w:keepNext w:val="1"/>
-      <w:keepLines w:val="1"/>
-      <w:pageBreakBefore w:val="0"/>
-      <w:spacing w:after="80" w:before="280" w:lineRule="auto"/>
+      <w:keepNext/>
+      <w:keepLines/>
+      <w:spacing w:before="280" w:after="80"/>
+      <w:outlineLvl w:val="3"/>
     </w:pPr>
     <w:rPr>
       <w:color w:val="666666"/>
@@ -658,45 +965,88 @@
     <w:name w:val="heading 5"/>
     <w:basedOn w:val="Normal"/>
     <w:next w:val="Normal"/>
+    <w:uiPriority w:val="9"/>
+    <w:semiHidden/>
+    <w:unhideWhenUsed/>
+    <w:qFormat/>
     <w:pPr>
-      <w:keepNext w:val="1"/>
-      <w:keepLines w:val="1"/>
-      <w:pageBreakBefore w:val="0"/>
-      <w:spacing w:after="80" w:before="240" w:lineRule="auto"/>
+      <w:keepNext/>
+      <w:keepLines/>
+      <w:spacing w:before="240" w:after="80"/>
+      <w:outlineLvl w:val="4"/>
     </w:pPr>
     <w:rPr>
       <w:color w:val="666666"/>
-      <w:sz w:val="22"/>
-      <w:szCs w:val="22"/>
     </w:rPr>
   </w:style>
   <w:style w:type="paragraph" w:styleId="Heading6">
     <w:name w:val="heading 6"/>
     <w:basedOn w:val="Normal"/>
     <w:next w:val="Normal"/>
+    <w:uiPriority w:val="9"/>
+    <w:semiHidden/>
+    <w:unhideWhenUsed/>
+    <w:qFormat/>
     <w:pPr>
-      <w:keepNext w:val="1"/>
-      <w:keepLines w:val="1"/>
-      <w:pageBreakBefore w:val="0"/>
-      <w:spacing w:after="80" w:before="240" w:lineRule="auto"/>
+      <w:keepNext/>
+      <w:keepLines/>
+      <w:spacing w:before="240" w:after="80"/>
+      <w:outlineLvl w:val="5"/>
     </w:pPr>
     <w:rPr>
-      <w:i w:val="1"/>
-      <w:iCs w:val="1"/>
+      <w:i/>
+      <w:iCs/>
       <w:color w:val="666666"/>
-      <w:sz w:val="22"/>
-      <w:szCs w:val="22"/>
     </w:rPr>
+  </w:style>
+  <w:style w:type="character" w:default="1" w:styleId="DefaultParagraphFont">
+    <w:name w:val="Default Paragraph Font"/>
+    <w:uiPriority w:val="1"/>
+    <w:semiHidden/>
+    <w:unhideWhenUsed/>
+  </w:style>
+  <w:style w:type="table" w:default="1" w:styleId="TableNormal">
+    <w:name w:val="Normal Table"/>
+    <w:uiPriority w:val="99"/>
+    <w:semiHidden/>
+    <w:unhideWhenUsed/>
+    <w:tblPr>
+      <w:tblInd w:w="0" w:type="dxa"/>
+      <w:tblCellMar>
+        <w:top w:w="0" w:type="dxa"/>
+        <w:left w:w="108" w:type="dxa"/>
+        <w:bottom w:w="0" w:type="dxa"/>
+        <w:right w:w="108" w:type="dxa"/>
+      </w:tblCellMar>
+    </w:tblPr>
+  </w:style>
+  <w:style w:type="numbering" w:default="1" w:styleId="NoList">
+    <w:name w:val="No List"/>
+    <w:uiPriority w:val="99"/>
+    <w:semiHidden/>
+    <w:unhideWhenUsed/>
+  </w:style>
+  <w:style w:type="table" w:customStyle="1" w:styleId="TableNormal0">
+    <w:name w:val="TableNormal"/>
+    <w:tblPr>
+      <w:tblCellMar>
+        <w:top w:w="100" w:type="dxa"/>
+        <w:left w:w="100" w:type="dxa"/>
+        <w:bottom w:w="100" w:type="dxa"/>
+        <w:right w:w="100" w:type="dxa"/>
+      </w:tblCellMar>
+    </w:tblPr>
   </w:style>
   <w:style w:type="paragraph" w:styleId="Title">
     <w:name w:val="Title"/>
     <w:basedOn w:val="Normal"/>
     <w:next w:val="Normal"/>
+    <w:uiPriority w:val="10"/>
+    <w:qFormat/>
     <w:pPr>
-      <w:keepNext w:val="1"/>
-      <w:keepLines w:val="1"/>
-      <w:pageBreakBefore w:val="0"/>
-      <w:spacing w:after="60" w:before="0" w:lineRule="auto"/>
+      <w:keepNext/>
+      <w:keepLines/>
+      <w:spacing w:after="60"/>
     </w:pPr>
     <w:rPr>
       <w:sz w:val="52"/>
@@ -707,16 +1057,14 @@
     <w:name w:val="Subtitle"/>
     <w:basedOn w:val="Normal"/>
     <w:next w:val="Normal"/>
+    <w:uiPriority w:val="11"/>
+    <w:qFormat/>
     <w:pPr>
-      <w:keepNext w:val="1"/>
-      <w:keepLines w:val="1"/>
-      <w:pageBreakBefore w:val="0"/>
-      <w:spacing w:after="320" w:before="0" w:lineRule="auto"/>
+      <w:keepNext/>
+      <w:keepLines/>
+      <w:spacing w:after="320"/>
     </w:pPr>
     <w:rPr>
-      <w:rFonts w:ascii="Arial" w:cs="Arial" w:eastAsia="Arial" w:hAnsi="Arial"/>
-      <w:i w:val="0"/>
-      <w:iCs w:val="0"/>
       <w:color w:val="666666"/>
       <w:sz w:val="30"/>
       <w:szCs w:val="30"/>
